--- a/informe/Informe_Proyecto_Integrado.docx
+++ b/informe/Informe_Proyecto_Integrado.docx
@@ -3798,7 +3798,7 @@
         <w:rPr>
           <w:rFonts w:ascii="Times New Roman" w:cs="Times New Roman" w:eastAsia="Times New Roman" w:hAnsi="Times New Roman"/>
         </w:rPr>
-        <w:t xml:space="preserve"> el Product Backlog está compuesto por 151 elementos (historias de usuario, tareas, pruebas, documentos y épicas), cada uno con criterios de aceptación y evidencia requerida. Parte del backlog que armó el grupo y se completó para cubrir a los dos clientes por igual; cada elemento indica si es Existente, Modificado o Agregado respecto de ese primer backlog. Se organizan en un tablero con las columnas To Do, In Progress y Done, con un límite de trabajo en curso (WIP) para evitar la multitarea ineficiente. Los sprints se representan con hitos (milestones) y los elementos con etiquetas por tipo, cliente, sprint, tamaño y prioridad.</w:t>
+        <w:t xml:space="preserve"> el Product Backlog está compuesto por 145 elementos (historias de usuario, tareas, pruebas, documentos y épicas), cada uno con criterios de aceptación y evidencia requerida. Parte del backlog que armó el grupo y se completó para cubrir a los dos clientes por igual; cada elemento indica si es Existente, Modificado o Agregado respecto de ese primer backlog. Se organizan en un tablero con las columnas To Do, In Progress y Done, con un límite de trabajo en curso (WIP) para evitar la multitarea ineficiente. Los sprints se representan con hitos (milestones) y los elementos con etiquetas por tipo, cliente, sprint, tamaño y prioridad.</w:t>
       </w:r>
     </w:p>
     <w:p>
